--- a/Mostafa-khansa-absolute-CV.docx
+++ b/Mostafa-khansa-absolute-CV.docx
@@ -39,14 +39,6 @@
           <w:bCs/>
         </w:rPr>
       </w:pPr>
-      <w:r>
-        <w:rPr>
-          <w:rFonts w:ascii="Arial" w:hAnsi="Arial" w:cs="Arial"/>
-          <w:b/>
-          <w:bCs/>
-        </w:rPr>
-        <w:t xml:space="preserve">Senior </w:t>
-      </w:r>
       <w:r>
         <w:rPr>
           <w:rFonts w:ascii="Arial" w:hAnsi="Arial" w:cs="Arial"/>
@@ -117,9 +109,8 @@
             <w:rFonts w:ascii="Arial" w:hAnsi="Arial" w:cs="Arial"/>
             <w:sz w:val="20"/>
             <w:szCs w:val="20"/>
-            <w:u w:val="none"/>
           </w:rPr>
-          <w:t>https://www.linkedin.com/in/mostafa-el-khansa/</w:t>
+          <w:t>linkedin.com/in/mostafa-el-khansa/</w:t>
         </w:r>
       </w:hyperlink>
       <w:r>
@@ -143,9 +134,22 @@
             <w:szCs w:val="20"/>
             <w:u w:val="none"/>
           </w:rPr>
-          <w:t>https://github.com/mostafa-khansa</w:t>
+          <w:t xml:space="preserve">| </w:t>
+        </w:r>
+        <w:r>
+          <w:rPr>
+            <w:rStyle w:val="Hyperlink"/>
+            <w:rFonts w:ascii="Arial" w:hAnsi="Arial" w:cs="Arial"/>
+            <w:color w:val="2E74B5" w:themeColor="accent1" w:themeShade="BF"/>
+            <w:sz w:val="20"/>
+            <w:szCs w:val="20"/>
+            <w:u w:val="none"/>
+          </w:rPr>
+          <w:t>github.com/mostafa-khansa</w:t>
         </w:r>
       </w:hyperlink>
+      <w:bookmarkStart w:id="1" w:name="_GoBack"/>
+      <w:bookmarkEnd w:id="1"/>
       <w:r>
         <w:rPr>
           <w:rStyle w:val="Hyperlink"/>
@@ -246,7 +250,7 @@
           <w:sz w:val="20"/>
           <w:szCs w:val="20"/>
         </w:rPr>
-        <w:t xml:space="preserve">Senior Full Stack Engineer with </w:t>
+        <w:t xml:space="preserve">Full Stack Engineer with </w:t>
       </w:r>
       <w:r>
         <w:rPr>
@@ -315,16 +319,7 @@
           <w:szCs w:val="20"/>
           <w:shd w:val="clear" w:color="auto" w:fill="FFFFFF"/>
         </w:rPr>
-        <w:t xml:space="preserve">, used for government VAT reporting and fiscal </w:t>
-      </w:r>
-      <w:r>
-        <w:rPr>
-          <w:rFonts w:ascii="Arial" w:hAnsi="Arial" w:cs="Arial"/>
-          <w:sz w:val="20"/>
-          <w:szCs w:val="20"/>
-          <w:shd w:val="clear" w:color="auto" w:fill="FFFFFF"/>
-        </w:rPr>
-        <w:t>invoicing.</w:t>
+        <w:t>, used for government VAT reporting and fiscal invoicing.</w:t>
       </w:r>
       <w:r>
         <w:rPr>
@@ -400,7 +395,7 @@
           <w:sz w:val="20"/>
           <w:szCs w:val="20"/>
         </w:rPr>
-        <w:t>Senior Software En</w:t>
+        <w:t>Software En</w:t>
       </w:r>
       <w:r>
         <w:rPr>
@@ -465,6 +460,17 @@
           <w:szCs w:val="20"/>
         </w:rPr>
         <w:t xml:space="preserve">  </w:t>
+      </w:r>
+      <w:r>
+        <w:rPr>
+          <w:rFonts w:ascii="Arial" w:eastAsia="Times New Roman" w:hAnsi="Arial" w:cs="Arial"/>
+          <w:b/>
+          <w:bCs/>
+          <w:color w:val="3B3B3B"/>
+          <w:sz w:val="20"/>
+          <w:szCs w:val="20"/>
+        </w:rPr>
+        <w:t xml:space="preserve">             </w:t>
       </w:r>
       <w:r>
         <w:rPr>
@@ -515,17 +521,7 @@
           <w:sz w:val="20"/>
           <w:szCs w:val="20"/>
         </w:rPr>
-        <w:t xml:space="preserve">desktop </w:t>
-      </w:r>
-      <w:bookmarkStart w:id="1" w:name="_GoBack"/>
-      <w:bookmarkEnd w:id="1"/>
-      <w:r>
-        <w:rPr>
-          <w:rFonts w:ascii="Arial" w:hAnsi="Arial" w:cs="Arial"/>
-          <w:sz w:val="20"/>
-          <w:szCs w:val="20"/>
-        </w:rPr>
-        <w:t>ERP to web (PHP/MySQL) later</w:t>
+        <w:t>desktop ERP to web (PHP/MySQL) later</w:t>
       </w:r>
       <w:r>
         <w:rPr>
